--- a/backend/data/corpus/DOC-20240917-153.docx
+++ b/backend/data/corpus/DOC-20240917-153.docx
@@ -31,7 +31,7 @@
           <w:b/>
           <w:sz w:val="21"/>
         </w:rPr>
-        <w:t>HCP: Rasmus Ashgrove, MD, Northgate Neurology Partners, Waco, TX (RSM)</w:t>
+        <w:t>HCP: Rasmus Cavanaugh, MD, Bayview Health Neurology, Boise, ID (RSM)</w:t>
       </w:r>
     </w:p>
     <w:p>
@@ -61,7 +61,7 @@
         <w:rPr>
           <w:sz w:val="21"/>
         </w:rPr>
-        <w:t>Referral patterns into this clinic have changed, and the refractory group is a bigger share than it was.</w:t>
+        <w:t>Onboarding the clinic pharmacist is the current preoccupation here.</w:t>
       </w:r>
     </w:p>
     <w:p>
@@ -76,7 +76,7 @@
         <w:rPr>
           <w:sz w:val="21"/>
         </w:rPr>
-        <w:t>Formulary questions varies by payer, which came up as a general frustration.</w:t>
+        <w:t>Asked whether I had seen a guideline update discussed at journal club; I had not, and offered nothing in return.</w:t>
       </w:r>
     </w:p>
     <w:sectPr>
